--- a/backend-exhibits/Box to Box Standard Plan - Standard Include.docx
+++ b/backend-exhibits/Box to Box Standard Plan - Standard Include.docx
@@ -51,7 +51,7 @@
             </w:pPr>
             <w:r>
               <w:rPr>
-                <w:rFonts w:ascii="Arial" w:eastAsia="Arial" w:hAnsi="Arial" w:cs="Arial"/>
+                <w:rFonts w:ascii="Arial" w:hAnsi="Arial" w:cs="Arial" w:eastAsia="Arial"/>
                 <w:b/>
                 <w:sz w:val="21"/>
                 <w:szCs w:val="21"/>
@@ -61,7 +61,7 @@
             <w:proofErr w:type="gramStart"/>
             <w:r>
               <w:rPr>
-                <w:rFonts w:ascii="Arial" w:eastAsia="Arial" w:hAnsi="Arial" w:cs="Arial"/>
+                <w:rFonts w:ascii="Arial" w:hAnsi="Arial" w:cs="Arial" w:eastAsia="Arial"/>
                 <w:b/>
                 <w:sz w:val="21"/>
                 <w:szCs w:val="21"/>
@@ -71,7 +71,7 @@
             <w:proofErr w:type="gramEnd"/>
             <w:r>
               <w:rPr>
-                <w:rFonts w:ascii="Arial" w:eastAsia="Arial" w:hAnsi="Arial" w:cs="Arial"/>
+                <w:rFonts w:ascii="Arial" w:hAnsi="Arial" w:cs="Arial" w:eastAsia="Arial"/>
                 <w:b/>
                 <w:sz w:val="21"/>
                 <w:szCs w:val="21"/>
@@ -106,7 +106,7 @@
             </w:pPr>
             <w:r>
               <w:rPr>
-                <w:rFonts w:ascii="Arial" w:eastAsia="Arial" w:hAnsi="Arial" w:cs="Arial"/>
+                <w:rFonts w:ascii="Arial" w:hAnsi="Arial" w:cs="Arial" w:eastAsia="Arial"/>
                 <w:b/>
                 <w:sz w:val="21"/>
                 <w:szCs w:val="21"/>
@@ -136,7 +136,7 @@
             <w:proofErr w:type="spellStart"/>
             <w:r>
               <w:rPr>
-                <w:rFonts w:ascii="Arial" w:eastAsia="Arial" w:hAnsi="Arial" w:cs="Arial"/>
+                <w:rFonts w:ascii="Arial" w:hAnsi="Arial" w:cs="Arial" w:eastAsia="Arial"/>
                 <w:sz w:val="21"/>
                 <w:szCs w:val="21"/>
               </w:rPr>
@@ -145,7 +145,7 @@
             <w:proofErr w:type="spellEnd"/>
             <w:r>
               <w:rPr>
-                <w:rFonts w:ascii="Arial" w:eastAsia="Arial" w:hAnsi="Arial" w:cs="Arial"/>
+                <w:rFonts w:ascii="Arial" w:hAnsi="Arial" w:cs="Arial" w:eastAsia="Arial"/>
                 <w:sz w:val="21"/>
                 <w:szCs w:val="21"/>
               </w:rPr>
@@ -178,7 +178,7 @@
             </w:pPr>
             <w:r>
               <w:rPr>
-                <w:rFonts w:ascii="Arial" w:eastAsia="Arial" w:hAnsi="Arial" w:cs="Arial"/>
+                <w:rFonts w:ascii="Arial" w:hAnsi="Arial" w:cs="Arial" w:eastAsia="Arial"/>
                 <w:b/>
                 <w:sz w:val="21"/>
                 <w:szCs w:val="21"/>
@@ -207,7 +207,7 @@
             <w:proofErr w:type="spellStart"/>
             <w:r>
               <w:rPr>
-                <w:rFonts w:ascii="Arial" w:eastAsia="Arial" w:hAnsi="Arial" w:cs="Arial"/>
+                <w:rFonts w:ascii="Arial" w:hAnsi="Arial" w:cs="Arial" w:eastAsia="Arial"/>
                 <w:sz w:val="21"/>
                 <w:szCs w:val="21"/>
               </w:rPr>
@@ -216,7 +216,7 @@
             <w:proofErr w:type="spellEnd"/>
             <w:r>
               <w:rPr>
-                <w:rFonts w:ascii="Arial" w:eastAsia="Arial" w:hAnsi="Arial" w:cs="Arial"/>
+                <w:rFonts w:ascii="Arial" w:hAnsi="Arial" w:cs="Arial" w:eastAsia="Arial"/>
                 <w:sz w:val="21"/>
                 <w:szCs w:val="21"/>
               </w:rPr>
@@ -249,7 +249,7 @@
             </w:pPr>
             <w:r>
               <w:rPr>
-                <w:rFonts w:ascii="Arial" w:eastAsia="Arial" w:hAnsi="Arial" w:cs="Arial"/>
+                <w:rFonts w:ascii="Arial" w:hAnsi="Arial" w:cs="Arial" w:eastAsia="Arial"/>
                 <w:b/>
                 <w:sz w:val="21"/>
                 <w:szCs w:val="21"/>
@@ -278,7 +278,7 @@
             <w:proofErr w:type="spellStart"/>
             <w:r>
               <w:rPr>
-                <w:rFonts w:ascii="Arial" w:eastAsia="Arial" w:hAnsi="Arial" w:cs="Arial"/>
+                <w:rFonts w:ascii="Arial" w:hAnsi="Arial" w:cs="Arial" w:eastAsia="Arial"/>
                 <w:sz w:val="21"/>
                 <w:szCs w:val="21"/>
               </w:rPr>
@@ -287,7 +287,7 @@
             <w:proofErr w:type="spellEnd"/>
             <w:r>
               <w:rPr>
-                <w:rFonts w:ascii="Arial" w:eastAsia="Arial" w:hAnsi="Arial" w:cs="Arial"/>
+                <w:rFonts w:ascii="Arial" w:hAnsi="Arial" w:cs="Arial" w:eastAsia="Arial"/>
                 <w:sz w:val="21"/>
                 <w:szCs w:val="21"/>
               </w:rPr>
@@ -320,7 +320,7 @@
             </w:pPr>
             <w:r>
               <w:rPr>
-                <w:rFonts w:ascii="Arial" w:eastAsia="Arial" w:hAnsi="Arial" w:cs="Arial"/>
+                <w:rFonts w:ascii="Arial" w:hAnsi="Arial" w:cs="Arial" w:eastAsia="Arial"/>
                 <w:b/>
                 <w:sz w:val="21"/>
                 <w:szCs w:val="21"/>
@@ -350,7 +350,7 @@
             <w:proofErr w:type="spellStart"/>
             <w:r>
               <w:rPr>
-                <w:rFonts w:ascii="Arial" w:eastAsia="Arial" w:hAnsi="Arial" w:cs="Arial"/>
+                <w:rFonts w:ascii="Arial" w:hAnsi="Arial" w:cs="Arial" w:eastAsia="Arial"/>
                 <w:sz w:val="21"/>
                 <w:szCs w:val="21"/>
               </w:rPr>
@@ -359,7 +359,7 @@
             <w:proofErr w:type="spellEnd"/>
             <w:r>
               <w:rPr>
-                <w:rFonts w:ascii="Arial" w:eastAsia="Arial" w:hAnsi="Arial" w:cs="Arial"/>
+                <w:rFonts w:ascii="Arial" w:hAnsi="Arial" w:cs="Arial" w:eastAsia="Arial"/>
                 <w:sz w:val="21"/>
                 <w:szCs w:val="21"/>
               </w:rPr>
@@ -392,7 +392,7 @@
             </w:pPr>
             <w:r>
               <w:rPr>
-                <w:rFonts w:ascii="Arial" w:eastAsia="Arial" w:hAnsi="Arial" w:cs="Arial"/>
+                <w:rFonts w:ascii="Arial" w:hAnsi="Arial" w:cs="Arial" w:eastAsia="Arial"/>
                 <w:b/>
                 <w:sz w:val="21"/>
                 <w:szCs w:val="21"/>
@@ -421,7 +421,7 @@
             </w:pPr>
             <w:r>
               <w:rPr>
-                <w:rFonts w:ascii="Arial" w:eastAsia="Arial" w:hAnsi="Arial" w:cs="Arial"/>
+                <w:rFonts w:ascii="Arial" w:hAnsi="Arial" w:cs="Arial" w:eastAsia="Arial"/>
                 <w:sz w:val="21"/>
                 <w:szCs w:val="21"/>
               </w:rPr>
@@ -454,7 +454,7 @@
             </w:pPr>
             <w:r>
               <w:rPr>
-                <w:rFonts w:ascii="Arial" w:eastAsia="Arial" w:hAnsi="Arial" w:cs="Arial"/>
+                <w:rFonts w:ascii="Arial" w:hAnsi="Arial" w:cs="Arial" w:eastAsia="Arial"/>
                 <w:b/>
                 <w:sz w:val="21"/>
                 <w:szCs w:val="21"/>
@@ -483,7 +483,7 @@
             </w:pPr>
             <w:r>
               <w:rPr>
-                <w:rFonts w:ascii="Arial" w:eastAsia="Arial" w:hAnsi="Arial" w:cs="Arial"/>
+                <w:rFonts w:ascii="Arial" w:hAnsi="Arial" w:cs="Arial" w:eastAsia="Arial"/>
                 <w:sz w:val="21"/>
                 <w:szCs w:val="21"/>
               </w:rPr>
@@ -516,7 +516,7 @@
             </w:pPr>
             <w:r>
               <w:rPr>
-                <w:rFonts w:ascii="Arial" w:eastAsia="Arial" w:hAnsi="Arial" w:cs="Arial"/>
+                <w:rFonts w:ascii="Arial" w:hAnsi="Arial" w:cs="Arial" w:eastAsia="Arial"/>
                 <w:b/>
                 <w:sz w:val="21"/>
                 <w:szCs w:val="21"/>
@@ -545,7 +545,7 @@
             </w:pPr>
             <w:r>
               <w:rPr>
-                <w:rFonts w:ascii="Arial" w:eastAsia="Arial" w:hAnsi="Arial" w:cs="Arial"/>
+                <w:rFonts w:ascii="Arial" w:hAnsi="Arial" w:cs="Arial" w:eastAsia="Arial"/>
                 <w:sz w:val="21"/>
                 <w:szCs w:val="21"/>
               </w:rPr>
@@ -570,10 +570,10 @@
   <w:docDefaults>
     <w:rPrDefault>
       <w:rPr>
-        <w:rFonts w:asciiTheme="minorHAnsi" w:eastAsiaTheme="minorEastAsia" w:hAnsiTheme="minorHAnsi" w:cstheme="minorBidi"/>
+        <w:rFonts w:ascii="Arial" w:hAnsi="Arial" w:cs="Arial" w:eastAsia="Arial"/>
         <w:kern w:val="2"/>
-        <w:sz w:val="24"/>
-        <w:szCs w:val="24"/>
+        <w:sz w:val="21"/>
+        <w:szCs w:val="21"/>
         <w:lang w:val="en-IN" w:eastAsia="en-IN" w:bidi="ar-SA"/>
         <w14:ligatures w14:val="standardContextual"/>
       </w:rPr>
@@ -969,9 +969,9 @@
       <w:spacing w:line="259" w:lineRule="auto"/>
     </w:pPr>
     <w:rPr>
-      <w:rFonts w:ascii="Calibri" w:eastAsia="Calibri" w:hAnsi="Calibri" w:cs="Calibri"/>
+      <w:rFonts w:ascii="Arial" w:hAnsi="Arial" w:cs="Arial" w:eastAsia="Arial"/>
       <w:color w:val="000000"/>
-      <w:sz w:val="22"/>
+      <w:sz w:val="21"/>
     </w:rPr>
   </w:style>
   <w:style w:type="character" w:default="1" w:styleId="DefaultParagraphFont">
